--- a/docs/hjelp_fakturagrunnlag.docx
+++ b/docs/hjelp_fakturagrunnlag.docx
@@ -76,16 +76,7 @@
         <w:t>Tripletex.</w:t>
       </w:r>
       <w:r>
-        <w:t xml:space="preserve"> </w:t>
-      </w:r>
-      <w:r>
-        <w:t xml:space="preserve">I Excel-filen som blir </w:t>
-      </w:r>
-      <w:r>
-        <w:t>skapt</w:t>
-      </w:r>
-      <w:r>
-        <w:t xml:space="preserve"> kan man eventuelt legge til nye kolonner man i tillegg vil ha med i Tripletex importen (f.eks. Avdeling). Excel-filen kan kanskje også tilpasses andre regnskapssystemer ved manuell endring av kolonneoverskrifter.</w:t>
+        <w:t xml:space="preserve"> I Excel-filen som blir skapt kan man eventuelt legge til nye kolonner man i tillegg vil ha med i Tripletex importen (f.eks. Avdeling). Excel-filen kan kanskje også tilpasses andre regnskapssystemer ved manuell endring av kolonneoverskrifter.</w:t>
       </w:r>
       <w:r>
         <w:t xml:space="preserve"> </w:t>
@@ -378,6 +369,197 @@
       <w:r>
         <w:t>.</w:t>
       </w:r>
+      <w:r>
+        <w:t xml:space="preserve"> </w:t>
+      </w:r>
+    </w:p>
+    <w:p>
+      <w:pPr>
+        <w:pStyle w:val="ListParagraph"/>
+        <w:numPr>
+          <w:ilvl w:val="3"/>
+          <w:numId w:val="2"/>
+        </w:numPr>
+        <w:rPr>
+          <w:b/>
+          <w:bCs/>
+        </w:rPr>
+      </w:pPr>
+      <w:r>
+        <w:rPr>
+          <w:b/>
+          <w:bCs/>
+          <w:lang w:val="nn-NO"/>
+        </w:rPr>
+        <w:t>Legg til løp</w:t>
+      </w:r>
+      <w:r>
+        <w:rPr>
+          <w:b/>
+          <w:bCs/>
+          <w:lang w:val="nn-NO"/>
+        </w:rPr>
+        <w:t>.</w:t>
+      </w:r>
+      <w:r>
+        <w:rPr>
+          <w:lang w:val="nn-NO"/>
+        </w:rPr>
+        <w:t xml:space="preserve"> </w:t>
+      </w:r>
+      <w:r>
+        <w:t>Grunnlaget er kolonne</w:t>
+      </w:r>
+      <w:r>
+        <w:t>n</w:t>
+      </w:r>
+      <w:r>
+        <w:t xml:space="preserve"> </w:t>
+      </w:r>
+      <w:proofErr w:type="spellStart"/>
+      <w:r>
+        <w:rPr>
+          <w:i/>
+          <w:iCs/>
+        </w:rPr>
+        <w:t>invoicelevel</w:t>
+      </w:r>
+      <w:proofErr w:type="spellEnd"/>
+      <w:r>
+        <w:t xml:space="preserve"> i </w:t>
+      </w:r>
+      <w:proofErr w:type="spellStart"/>
+      <w:r>
+        <w:t>Brikkes</w:t>
+      </w:r>
+      <w:r>
+        <w:t>ys</w:t>
+      </w:r>
+      <w:proofErr w:type="spellEnd"/>
+      <w:r>
+        <w:t xml:space="preserve"> hovedbilde, og prisene i Faktura-bildet. </w:t>
+      </w:r>
+    </w:p>
+    <w:p>
+      <w:pPr>
+        <w:pStyle w:val="ListParagraph"/>
+        <w:numPr>
+          <w:ilvl w:val="4"/>
+          <w:numId w:val="2"/>
+        </w:numPr>
+        <w:rPr>
+          <w:b/>
+          <w:bCs/>
+        </w:rPr>
+      </w:pPr>
+      <w:r>
+        <w:t xml:space="preserve">Hvis </w:t>
+      </w:r>
+      <w:proofErr w:type="spellStart"/>
+      <w:r>
+        <w:t>f.eks</w:t>
+      </w:r>
+      <w:proofErr w:type="spellEnd"/>
+      <w:r>
+        <w:t xml:space="preserve"> </w:t>
+      </w:r>
+      <w:r>
+        <w:rPr>
+          <w:i/>
+          <w:iCs/>
+        </w:rPr>
+        <w:t>Avmeldt</w:t>
+      </w:r>
+      <w:r>
+        <w:t xml:space="preserve">e ikke skal faktureres, så må </w:t>
+      </w:r>
+      <w:proofErr w:type="spellStart"/>
+      <w:r>
+        <w:rPr>
+          <w:i/>
+          <w:iCs/>
+        </w:rPr>
+        <w:t>invoicelevel</w:t>
+      </w:r>
+      <w:proofErr w:type="spellEnd"/>
+      <w:r>
+        <w:t xml:space="preserve"> settes tom for disse (Endre fakturanivå). </w:t>
+      </w:r>
+    </w:p>
+    <w:p>
+      <w:pPr>
+        <w:pStyle w:val="ListParagraph"/>
+        <w:numPr>
+          <w:ilvl w:val="4"/>
+          <w:numId w:val="2"/>
+        </w:numPr>
+        <w:rPr>
+          <w:b/>
+          <w:bCs/>
+        </w:rPr>
+      </w:pPr>
+      <w:r>
+        <w:t xml:space="preserve">Flere </w:t>
+      </w:r>
+      <w:proofErr w:type="spellStart"/>
+      <w:r>
+        <w:t>invoicelevel</w:t>
+      </w:r>
+      <w:proofErr w:type="spellEnd"/>
+      <w:r>
+        <w:t xml:space="preserve"> (med komma imellom). Hver av disse avgiftene fører til ei fakturalinje (eks. ‘D1, E17’ – påmelding + </w:t>
+      </w:r>
+      <w:proofErr w:type="spellStart"/>
+      <w:r>
+        <w:t>etteranmeldingstillegg</w:t>
+      </w:r>
+      <w:proofErr w:type="spellEnd"/>
+      <w:r>
+        <w:t>)</w:t>
+      </w:r>
+    </w:p>
+    <w:p>
+      <w:pPr>
+        <w:pStyle w:val="ListParagraph"/>
+        <w:numPr>
+          <w:ilvl w:val="4"/>
+          <w:numId w:val="2"/>
+        </w:numPr>
+        <w:rPr>
+          <w:b/>
+          <w:bCs/>
+        </w:rPr>
+      </w:pPr>
+      <w:r>
+        <w:rPr>
+          <w:i/>
+          <w:iCs/>
+        </w:rPr>
+        <w:t>AK-åpen</w:t>
+      </w:r>
+      <w:r>
+        <w:t xml:space="preserve"> og andre klasser med løpere over og under 17 år, vil kunne </w:t>
+      </w:r>
+      <w:r>
+        <w:t>inneholde</w:t>
+      </w:r>
+      <w:r>
+        <w:t xml:space="preserve"> avgift for både under og over 17 år. Fjern den avgiften som er feil</w:t>
+      </w:r>
+      <w:r>
+        <w:t xml:space="preserve"> (basert på </w:t>
+      </w:r>
+      <w:proofErr w:type="spellStart"/>
+      <w:r>
+        <w:t>vedkommendes</w:t>
+      </w:r>
+      <w:proofErr w:type="spellEnd"/>
+      <w:r>
+        <w:t xml:space="preserve"> alder)</w:t>
+      </w:r>
+      <w:r>
+        <w:t>.</w:t>
+      </w:r>
     </w:p>
     <w:p>
       <w:pPr>
@@ -392,6 +574,7 @@
           <w:b/>
           <w:bCs/>
         </w:rPr>
+        <w:lastRenderedPageBreak/>
         <w:t>Eksporter.</w:t>
       </w:r>
       <w:r>
@@ -405,6 +588,66 @@
       </w:r>
       <w:r>
         <w:t xml:space="preserve"> kan importeres fra regnskap.</w:t>
+      </w:r>
+      <w:r>
+        <w:t xml:space="preserve"> </w:t>
+      </w:r>
+      <w:r>
+        <w:t>Tripletex hint:</w:t>
+      </w:r>
+    </w:p>
+    <w:p>
+      <w:pPr>
+        <w:pStyle w:val="ListParagraph"/>
+        <w:numPr>
+          <w:ilvl w:val="3"/>
+          <w:numId w:val="2"/>
+        </w:numPr>
+      </w:pPr>
+      <w:r>
+        <w:t>Excel-format er det mest praktiske for Tripletex.</w:t>
+      </w:r>
+      <w:r>
+        <w:t xml:space="preserve"> Her kan man legge til ekstra kolonner direkte i Excel-filen, f.eks.:</w:t>
+      </w:r>
+    </w:p>
+    <w:p>
+      <w:pPr>
+        <w:pStyle w:val="ListParagraph"/>
+        <w:numPr>
+          <w:ilvl w:val="4"/>
+          <w:numId w:val="2"/>
+        </w:numPr>
+      </w:pPr>
+      <w:r>
+        <w:t>DEPARTMENT NO</w:t>
+      </w:r>
+      <w:r>
+        <w:t xml:space="preserve"> – hvis avdeling brukes i regnskapet.</w:t>
+      </w:r>
+    </w:p>
+    <w:p>
+      <w:pPr>
+        <w:pStyle w:val="ListParagraph"/>
+        <w:numPr>
+          <w:ilvl w:val="4"/>
+          <w:numId w:val="2"/>
+        </w:numPr>
+      </w:pPr>
+      <w:r>
+        <w:t xml:space="preserve">ORDER LINE - PROD NO – </w:t>
+      </w:r>
+      <w:r>
+        <w:t>Knyttes til et</w:t>
+      </w:r>
+      <w:r>
+        <w:t xml:space="preserve"> produk</w:t>
+      </w:r>
+      <w:r>
+        <w:t xml:space="preserve">t og videre til et kontonummer. Uten dette brukes et standard kontonummer. </w:t>
+      </w:r>
+      <w:r>
+        <w:t>NB: Produktet bør ha et kort navn, for ikke å bruke for mye plass på ordrelinjen.</w:t>
       </w:r>
     </w:p>
     <w:p>
@@ -436,13 +679,26 @@
           <w:b/>
           <w:bCs/>
         </w:rPr>
-        <w:t>Fjerne.</w:t>
+        <w:t>Eksport-flagg</w:t>
+      </w:r>
+      <w:r>
+        <w:rPr>
+          <w:b/>
+          <w:bCs/>
+        </w:rPr>
+        <w:t>.</w:t>
       </w:r>
       <w:r>
         <w:t xml:space="preserve"> Kan ta vekk en klubb fra </w:t>
       </w:r>
       <w:r>
-        <w:t xml:space="preserve">automatisk fakturering i regnskap (f.eks. egen klubb, klubb som har forhåndsbetalt, </w:t>
+        <w:t>automatisk fakturering i regnskap (f.eks. egen klubb, klubb som har forhåndsbetalt</w:t>
+      </w:r>
+      <w:r>
+        <w:t xml:space="preserve"> eller</w:t>
+      </w:r>
+      <w:r>
+        <w:t xml:space="preserve"> </w:t>
       </w:r>
       <w:r>
         <w:t>må spesialbehandles av annen grunn</w:t>
@@ -524,11 +780,7 @@
       </w:r>
       <w:proofErr w:type="spellEnd"/>
       <w:r>
-        <w:t xml:space="preserve">). Den har en sesjon for denne modulen </w:t>
-      </w:r>
-      <w:r>
-        <w:lastRenderedPageBreak/>
-        <w:t>([</w:t>
+        <w:t>). Den har en sesjon for denne modulen ([</w:t>
       </w:r>
       <w:r>
         <w:t>fakturering</w:t>
@@ -596,40 +848,50 @@
           <w:b/>
           <w:bCs/>
         </w:rPr>
-        <w:t xml:space="preserve">Bank </w:t>
-      </w:r>
-      <w:proofErr w:type="spellStart"/>
-      <w:r>
-        <w:rPr>
-          <w:b/>
-          <w:bCs/>
-        </w:rPr>
-        <w:t>k</w:t>
-      </w:r>
-      <w:r>
-        <w:rPr>
-          <w:b/>
-          <w:bCs/>
-        </w:rPr>
-        <w:t>ontonr</w:t>
-      </w:r>
-      <w:proofErr w:type="spellEnd"/>
-      <w:r>
-        <w:rPr>
-          <w:b/>
-          <w:bCs/>
-        </w:rPr>
-        <w:t xml:space="preserve">. </w:t>
-      </w:r>
-      <w:r>
-        <w:t>Må angis.</w:t>
+        <w:t>Ordre</w:t>
+      </w:r>
+      <w:r>
+        <w:rPr>
+          <w:b/>
+          <w:bCs/>
+        </w:rPr>
+        <w:t>nummer</w:t>
+      </w:r>
+      <w:r>
+        <w:rPr>
+          <w:b/>
+          <w:bCs/>
+        </w:rPr>
+        <w:t>-/</w:t>
+      </w:r>
+      <w:r>
+        <w:rPr>
+          <w:b/>
+          <w:bCs/>
+        </w:rPr>
+        <w:t xml:space="preserve">kundenummer start. </w:t>
+      </w:r>
+      <w:r>
+        <w:t xml:space="preserve"> Må angis</w:t>
+      </w:r>
+      <w:r>
+        <w:t xml:space="preserve"> slik at de ikke kolliderer med </w:t>
+      </w:r>
+      <w:r>
+        <w:t xml:space="preserve">eksisterende </w:t>
+      </w:r>
+      <w:r>
+        <w:t>ordre- og kundenummer i regnskapssystemet.</w:t>
+      </w:r>
+      <w:r>
+        <w:t xml:space="preserve"> Ved senere eksport/import, må man justere disse numrene slik:</w:t>
       </w:r>
     </w:p>
     <w:p>
       <w:pPr>
         <w:pStyle w:val="ListParagraph"/>
         <w:numPr>
-          <w:ilvl w:val="0"/>
+          <w:ilvl w:val="1"/>
           <w:numId w:val="2"/>
         </w:numPr>
         <w:rPr>
@@ -637,39 +899,86 @@
           <w:bCs/>
         </w:rPr>
       </w:pPr>
-      <w:r>
-        <w:rPr>
-          <w:b/>
-          <w:bCs/>
-        </w:rPr>
-        <w:t>Ordre</w:t>
-      </w:r>
-      <w:r>
-        <w:rPr>
-          <w:b/>
-          <w:bCs/>
-        </w:rPr>
-        <w:t>nummer</w:t>
-      </w:r>
-      <w:r>
-        <w:rPr>
-          <w:b/>
-          <w:bCs/>
-        </w:rPr>
-        <w:t>-/</w:t>
-      </w:r>
-      <w:r>
-        <w:rPr>
-          <w:b/>
-          <w:bCs/>
-        </w:rPr>
-        <w:t xml:space="preserve">kundenummer start. </w:t>
-      </w:r>
-      <w:r>
-        <w:t xml:space="preserve"> Må angis</w:t>
-      </w:r>
-      <w:r>
-        <w:t xml:space="preserve"> slik at de ikke kolliderer med ordre- og kundenummer i regnskapssystemet.</w:t>
+      <w:proofErr w:type="spellStart"/>
+      <w:r>
+        <w:rPr>
+          <w:b/>
+          <w:bCs/>
+        </w:rPr>
+        <w:t>ordrenummer_start</w:t>
+      </w:r>
+      <w:proofErr w:type="spellEnd"/>
+      <w:r>
+        <w:rPr>
+          <w:b/>
+          <w:bCs/>
+        </w:rPr>
+        <w:t xml:space="preserve">. </w:t>
+      </w:r>
+      <w:r>
+        <w:t>Fortsette i halen av forrige eksport/import.</w:t>
+      </w:r>
+    </w:p>
+    <w:p>
+      <w:pPr>
+        <w:pStyle w:val="ListParagraph"/>
+        <w:numPr>
+          <w:ilvl w:val="1"/>
+          <w:numId w:val="2"/>
+        </w:numPr>
+        <w:rPr>
+          <w:b/>
+          <w:bCs/>
+        </w:rPr>
+      </w:pPr>
+      <w:proofErr w:type="spellStart"/>
+      <w:r>
+        <w:rPr>
+          <w:b/>
+          <w:bCs/>
+        </w:rPr>
+        <w:t>kundenummer_start</w:t>
+      </w:r>
+      <w:proofErr w:type="spellEnd"/>
+      <w:r>
+        <w:rPr>
+          <w:b/>
+          <w:bCs/>
+        </w:rPr>
+        <w:t xml:space="preserve">. </w:t>
+      </w:r>
+      <w:r>
+        <w:t>Kundenummer = (</w:t>
+      </w:r>
+      <w:proofErr w:type="spellStart"/>
+      <w:r>
+        <w:t>kundenummer_start</w:t>
+      </w:r>
+      <w:proofErr w:type="spellEnd"/>
+      <w:r>
+        <w:t xml:space="preserve"> + klubbnummer i </w:t>
+      </w:r>
+      <w:proofErr w:type="spellStart"/>
+      <w:r>
+        <w:t>Eventor</w:t>
+      </w:r>
+      <w:proofErr w:type="spellEnd"/>
+      <w:r>
+        <w:t>). Denne bør ha samme verdi som sist. Da vil klubben peke på samme kunde som sist</w:t>
+      </w:r>
+      <w:r>
+        <w:t xml:space="preserve"> (siden klubbnummer i </w:t>
+      </w:r>
+      <w:proofErr w:type="spellStart"/>
+      <w:r>
+        <w:t>Eventor</w:t>
+      </w:r>
+      <w:proofErr w:type="spellEnd"/>
+      <w:r>
+        <w:t xml:space="preserve"> er stabilt)</w:t>
+      </w:r>
+      <w:r>
+        <w:t>, og oppdatere med eventuell ny kontakt-info.</w:t>
       </w:r>
     </w:p>
     <w:p/>
@@ -690,6 +999,9 @@
       </w:r>
       <w:r>
         <w:t xml:space="preserve"> for ulike grupperinger.</w:t>
+      </w:r>
+      <w:r>
+        <w:t xml:space="preserve"> Hvis eksport-flagget er av for en klubb, så teller det fortsatt med i rapportene.</w:t>
       </w:r>
     </w:p>
     <w:p/>
@@ -1524,7 +1836,7 @@
         <w:rFonts w:ascii="Wingdings" w:hAnsi="Wingdings" w:hint="default"/>
       </w:rPr>
     </w:lvl>
-    <w:lvl w:ilvl="3" w:tplc="04140001" w:tentative="1">
+    <w:lvl w:ilvl="3" w:tplc="04140001">
       <w:start w:val="1"/>
       <w:numFmt w:val="bullet"/>
       <w:lvlText w:val=""/>
@@ -1536,7 +1848,7 @@
         <w:rFonts w:ascii="Symbol" w:hAnsi="Symbol" w:hint="default"/>
       </w:rPr>
     </w:lvl>
-    <w:lvl w:ilvl="4" w:tplc="04140003" w:tentative="1">
+    <w:lvl w:ilvl="4" w:tplc="04140003">
       <w:start w:val="1"/>
       <w:numFmt w:val="bullet"/>
       <w:lvlText w:val="o"/>

--- a/docs/hjelp_fakturagrunnlag.docx
+++ b/docs/hjelp_fakturagrunnlag.docx
@@ -802,33 +802,33 @@
           <w:ilvl w:val="0"/>
           <w:numId w:val="2"/>
         </w:numPr>
-        <w:rPr>
-          <w:b/>
-          <w:bCs/>
-        </w:rPr>
-      </w:pPr>
-      <w:r>
-        <w:rPr>
-          <w:b/>
-          <w:bCs/>
-        </w:rPr>
-        <w:t xml:space="preserve">Utsteder. </w:t>
-      </w:r>
-      <w:r>
-        <w:t xml:space="preserve"> Fakturautsteder må angis med </w:t>
-      </w:r>
-      <w:r>
-        <w:t>parameterne</w:t>
-      </w:r>
-      <w:r>
-        <w:t>:</w:t>
-      </w:r>
-      <w:r>
-        <w:br/>
-        <w:t>utsteder, adr1, adr2, adr3</w:t>
-      </w:r>
-      <w:r>
-        <w:t>, epost, tlf.</w:t>
+      </w:pPr>
+      <w:proofErr w:type="spellStart"/>
+      <w:r>
+        <w:rPr>
+          <w:b/>
+          <w:bCs/>
+        </w:rPr>
+        <w:t>ordrenummer_start</w:t>
+      </w:r>
+      <w:proofErr w:type="spellEnd"/>
+      <w:r>
+        <w:rPr>
+          <w:b/>
+          <w:bCs/>
+        </w:rPr>
+        <w:t xml:space="preserve">. </w:t>
+      </w:r>
+      <w:r>
+        <w:t xml:space="preserve"> Regnskapssystemet bruker en ordrenummerserie når fakturaer lages manuelt. Ved import av ordrer må det brukes en serie som ikke kolliderer med serier som er i bruk. Ved neste gangs ordreimport (neste løp f. eks), må </w:t>
+      </w:r>
+      <w:proofErr w:type="spellStart"/>
+      <w:r>
+        <w:t>ordrenummer_start</w:t>
+      </w:r>
+      <w:proofErr w:type="spellEnd"/>
+      <w:r>
+        <w:t xml:space="preserve"> oppdateres med det siste ordrenummer + 1.</w:t>
       </w:r>
     </w:p>
     <w:p>
@@ -838,66 +838,6 @@
           <w:ilvl w:val="0"/>
           <w:numId w:val="2"/>
         </w:numPr>
-        <w:rPr>
-          <w:b/>
-          <w:bCs/>
-        </w:rPr>
-      </w:pPr>
-      <w:r>
-        <w:rPr>
-          <w:b/>
-          <w:bCs/>
-        </w:rPr>
-        <w:t>Ordre</w:t>
-      </w:r>
-      <w:r>
-        <w:rPr>
-          <w:b/>
-          <w:bCs/>
-        </w:rPr>
-        <w:t>nummer</w:t>
-      </w:r>
-      <w:r>
-        <w:rPr>
-          <w:b/>
-          <w:bCs/>
-        </w:rPr>
-        <w:t>-/</w:t>
-      </w:r>
-      <w:r>
-        <w:rPr>
-          <w:b/>
-          <w:bCs/>
-        </w:rPr>
-        <w:t xml:space="preserve">kundenummer start. </w:t>
-      </w:r>
-      <w:r>
-        <w:t xml:space="preserve"> Må angis</w:t>
-      </w:r>
-      <w:r>
-        <w:t xml:space="preserve"> slik at de ikke kolliderer med </w:t>
-      </w:r>
-      <w:r>
-        <w:t xml:space="preserve">eksisterende </w:t>
-      </w:r>
-      <w:r>
-        <w:t>ordre- og kundenummer i regnskapssystemet.</w:t>
-      </w:r>
-      <w:r>
-        <w:t xml:space="preserve"> Ved senere eksport/import, må man justere disse numrene slik:</w:t>
-      </w:r>
-    </w:p>
-    <w:p>
-      <w:pPr>
-        <w:pStyle w:val="ListParagraph"/>
-        <w:numPr>
-          <w:ilvl w:val="1"/>
-          <w:numId w:val="2"/>
-        </w:numPr>
-        <w:rPr>
-          <w:b/>
-          <w:bCs/>
-        </w:rPr>
       </w:pPr>
       <w:proofErr w:type="spellStart"/>
       <w:r>
@@ -905,7 +845,7 @@
           <w:b/>
           <w:bCs/>
         </w:rPr>
-        <w:t>ordrenummer_start</w:t>
+        <w:t>kundenummer_start</w:t>
       </w:r>
       <w:proofErr w:type="spellEnd"/>
       <w:r>
@@ -916,23 +856,41 @@
         <w:t xml:space="preserve">. </w:t>
       </w:r>
       <w:r>
-        <w:t>Fortsette i halen av forrige eksport/import.</w:t>
-      </w:r>
-    </w:p>
-    <w:p>
-      <w:pPr>
-        <w:pStyle w:val="ListParagraph"/>
-        <w:numPr>
-          <w:ilvl w:val="1"/>
-          <w:numId w:val="2"/>
-        </w:numPr>
-        <w:rPr>
-          <w:b/>
-          <w:bCs/>
-        </w:rPr>
-      </w:pPr>
+        <w:t xml:space="preserve">Ved import av ordrene lages det egne kunder i regnskapssystemet </w:t>
+      </w:r>
+      <w:r>
+        <w:t>for de kundene som er med i importfilen. For kunder som finnes fra før blir informasjonen oppdatert. Kundenummer i den skapte importfilen baserer seg på nedlastet E</w:t>
+      </w:r>
       <w:proofErr w:type="spellStart"/>
       <w:r>
+        <w:t>ventor</w:t>
+      </w:r>
+      <w:proofErr w:type="spellEnd"/>
+      <w:r>
+        <w:t xml:space="preserve"> klubbregister. </w:t>
+      </w:r>
+      <w:r>
+        <w:br/>
+      </w:r>
+      <w:r>
+        <w:rPr>
+          <w:b/>
+          <w:bCs/>
+        </w:rPr>
+        <w:t>Kundenummer</w:t>
+      </w:r>
+      <w:r>
+        <w:rPr>
+          <w:b/>
+          <w:bCs/>
+        </w:rPr>
+        <w:t xml:space="preserve"> =</w:t>
+      </w:r>
+      <w:r>
+        <w:t xml:space="preserve"> </w:t>
+      </w:r>
+      <w:proofErr w:type="spellStart"/>
+      <w:r>
         <w:rPr>
           <w:b/>
           <w:bCs/>
@@ -945,40 +903,17 @@
           <w:b/>
           <w:bCs/>
         </w:rPr>
-        <w:t xml:space="preserve">. </w:t>
-      </w:r>
-      <w:r>
-        <w:t>Kundenummer = (</w:t>
-      </w:r>
-      <w:proofErr w:type="spellStart"/>
-      <w:r>
-        <w:t>kundenummer_start</w:t>
-      </w:r>
-      <w:proofErr w:type="spellEnd"/>
-      <w:r>
-        <w:t xml:space="preserve"> + klubbnummer i </w:t>
-      </w:r>
-      <w:proofErr w:type="spellStart"/>
-      <w:r>
-        <w:t>Eventor</w:t>
-      </w:r>
-      <w:proofErr w:type="spellEnd"/>
-      <w:r>
-        <w:t>). Denne bør ha samme verdi som sist. Da vil klubben peke på samme kunde som sist</w:t>
-      </w:r>
-      <w:r>
-        <w:t xml:space="preserve"> (siden klubbnummer i </w:t>
-      </w:r>
-      <w:proofErr w:type="spellStart"/>
-      <w:r>
-        <w:t>Eventor</w:t>
-      </w:r>
-      <w:proofErr w:type="spellEnd"/>
-      <w:r>
-        <w:t xml:space="preserve"> er stabilt)</w:t>
-      </w:r>
-      <w:r>
-        <w:t>, og oppdatere med eventuell ny kontakt-info.</w:t>
+        <w:t xml:space="preserve"> + klubbnummer.</w:t>
+      </w:r>
+      <w:r>
+        <w:rPr>
+          <w:b/>
+          <w:bCs/>
+        </w:rPr>
+        <w:br/>
+      </w:r>
+      <w:r>
+        <w:t>Dette bestemmes første gang, slik at det ikke kolliderer med allerede brukte serier i regnskapssystemet, og senere ikke endres ved nye importer.</w:t>
       </w:r>
     </w:p>
     <w:p/>

--- a/docs/hjelp_fakturagrunnlag.docx
+++ b/docs/hjelp_fakturagrunnlag.docx
@@ -859,11 +859,11 @@
         <w:t xml:space="preserve">Ved import av ordrene lages det egne kunder i regnskapssystemet </w:t>
       </w:r>
       <w:r>
-        <w:t>for de kundene som er med i importfilen. For kunder som finnes fra før blir informasjonen oppdatert. Kundenummer i den skapte importfilen baserer seg på nedlastet E</w:t>
+        <w:t xml:space="preserve">for de kundene som er med i importfilen. For kunder som finnes fra før blir informasjonen oppdatert. Kundenummer i den skapte importfilen baserer seg på nedlastet </w:t>
       </w:r>
       <w:proofErr w:type="spellStart"/>
       <w:r>
-        <w:t>ventor</w:t>
+        <w:t>Eventor</w:t>
       </w:r>
       <w:proofErr w:type="spellEnd"/>
       <w:r>
@@ -877,43 +877,42 @@
           <w:b/>
           <w:bCs/>
         </w:rPr>
-        <w:t>Kundenummer</w:t>
-      </w:r>
+        <w:t>Kundenummer =</w:t>
+      </w:r>
+      <w:r>
+        <w:t xml:space="preserve"> </w:t>
+      </w:r>
+      <w:proofErr w:type="spellStart"/>
       <w:r>
         <w:rPr>
           <w:b/>
           <w:bCs/>
         </w:rPr>
-        <w:t xml:space="preserve"> =</w:t>
-      </w:r>
-      <w:r>
-        <w:t xml:space="preserve"> </w:t>
-      </w:r>
-      <w:proofErr w:type="spellStart"/>
+        <w:t>kundenummer_start</w:t>
+      </w:r>
+      <w:proofErr w:type="spellEnd"/>
       <w:r>
         <w:rPr>
           <w:b/>
           <w:bCs/>
         </w:rPr>
-        <w:t>kundenummer_start</w:t>
-      </w:r>
-      <w:proofErr w:type="spellEnd"/>
+        <w:t xml:space="preserve"> + klubbnummer.</w:t>
+      </w:r>
       <w:r>
         <w:rPr>
           <w:b/>
           <w:bCs/>
         </w:rPr>
-        <w:t xml:space="preserve"> + klubbnummer.</w:t>
-      </w:r>
-      <w:r>
-        <w:rPr>
-          <w:b/>
-          <w:bCs/>
-        </w:rPr>
         <w:br/>
       </w:r>
       <w:r>
-        <w:t>Dette bestemmes første gang, slik at det ikke kolliderer med allerede brukte serier i regnskapssystemet, og senere ikke endres ved nye importer.</w:t>
+        <w:t xml:space="preserve">Dette bestemmes første gang, slik at det ikke kolliderer med allerede brukte serier i regnskapssystemet, og </w:t>
+      </w:r>
+      <w:r>
+        <w:t xml:space="preserve">skal </w:t>
+      </w:r>
+      <w:r>
+        <w:t>senere ikke endres ved nye importer.</w:t>
       </w:r>
     </w:p>
     <w:p/>
